--- a/s-s-event-bogor/print-notebooks/02-condition/11-filled-example.docx
+++ b/s-s-event-bogor/print-notebooks/02-condition/11-filled-example.docx
@@ -8,7 +8,7 @@
           <w:rFonts w:ascii="Arial" w:hAnsi="Arial"/>
           <w:b w:val="0"/>
           <w:color w:val="0A5455"/>
-          <w:sz w:val="32"/>
+          <w:sz w:val="20"/>
         </w:rPr>
         <w:t>Worked Example: Condition Account -- Belize Coral Reefs</w:t>
       </w:r>
@@ -19,7 +19,7 @@
           <w:rFonts w:ascii="Arial" w:hAnsi="Arial"/>
           <w:b w:val="0"/>
           <w:color w:val="3B9C7B"/>
-          <w:sz w:val="22"/>
+          <w:sz w:val="20"/>
         </w:rPr>
         <w:t>Ecosystem type: Photic coral reefs (IUCN GET M1.3)  |  Accounting area: Northern Barrier Complex, Belize</w:t>
       </w:r>
@@ -33,7 +33,7 @@
           <w:rFonts w:ascii="Arial" w:hAnsi="Arial"/>
           <w:b w:val="0"/>
           <w:color w:val="555555"/>
-          <w:sz w:val="18"/>
+          <w:sz w:val="20"/>
         </w:rPr>
         <w:t>Data source: Atlantic and Gulf Rapid Reef Assessment (AGRRA) surveys, 2019 (opening) and 2024 (closing). All indicators measured at permanent monitoring sites.</w:t>
       </w:r>
@@ -45,7 +45,7 @@
           <w:rFonts w:ascii="Arial" w:hAnsi="Arial"/>
           <w:b w:val="0"/>
           <w:color w:val="0A5455"/>
-          <w:sz w:val="32"/>
+          <w:sz w:val="20"/>
         </w:rPr>
         <w:t>Table 3: Ecosystem Condition Account for Photic Coral Reefs (M1.3)</w:t>
       </w:r>
@@ -53,13 +53,14 @@
     <w:p>
       <w:pPr>
         <w:spacing w:before="80" w:after="80"/>
+        <w:keepNext/>
       </w:pPr>
       <w:r>
         <w:rPr>
           <w:rFonts w:ascii="Arial" w:hAnsi="Arial"/>
           <w:b w:val="0"/>
           <w:color w:val="555555"/>
-          <w:sz w:val="18"/>
+          <w:sz w:val="20"/>
         </w:rPr>
         <w:t>CI = Condition Index. Higher-is-better: CI = Value / Reference. Higher-is-worse: CI = 1 - (Value / Reference). All CIs capped at [0, 1].</w:t>
       </w:r>

--- a/s-s-event-bogor/print-notebooks/02-condition/11-filled-example.docx
+++ b/s-s-event-bogor/print-notebooks/02-condition/11-filled-example.docx
@@ -40,6 +40,9 @@
     </w:p>
     <w:p/>
     <w:p>
+      <w:pPr>
+        <w:keepNext w:val="true"/>
+      </w:pPr>
       <w:r>
         <w:rPr>
           <w:rFonts w:ascii="Arial" w:hAnsi="Arial"/>
@@ -78,6 +81,7 @@
           <w:insideH w:val="single" w:sz="4" w:color="404040"/>
           <w:insideV w:val="single" w:sz="4" w:color="404040"/>
         </w:tblBorders>
+        <w:tblLayout w:type="fixed"/>
       </w:tblPr>
       <w:tblGrid>
         <w:gridCol w:w="1414"/>
@@ -92,14 +96,18 @@
         <w:gridCol w:w="1414"/>
       </w:tblGrid>
       <w:tr>
+        <w:trPr>
+          <w:cantSplit w:val="true"/>
+        </w:trPr>
         <w:tc>
           <w:tcPr>
-            <w:tcW w:type="dxa" w:w="1414"/>
+            <w:tcW w:type="dxa" w:w="1508"/>
             <w:shd w:fill="3B9C7B"/>
           </w:tcPr>
           <w:p>
             <w:pPr>
               <w:jc w:val="center"/>
+              <w:keepNext w:val="true"/>
             </w:pPr>
             <w:r/>
             <w:r>
@@ -115,12 +123,13 @@
         </w:tc>
         <w:tc>
           <w:tcPr>
-            <w:tcW w:type="dxa" w:w="1414"/>
+            <w:tcW w:type="dxa" w:w="976"/>
             <w:shd w:fill="3B9C7B"/>
           </w:tcPr>
           <w:p>
             <w:pPr>
               <w:jc w:val="center"/>
+              <w:keepNext w:val="true"/>
             </w:pPr>
             <w:r/>
             <w:r>
@@ -136,12 +145,13 @@
         </w:tc>
         <w:tc>
           <w:tcPr>
-            <w:tcW w:type="dxa" w:w="1414"/>
+            <w:tcW w:type="dxa" w:w="798"/>
             <w:shd w:fill="3B9C7B"/>
           </w:tcPr>
           <w:p>
             <w:pPr>
               <w:jc w:val="center"/>
+              <w:keepNext w:val="true"/>
             </w:pPr>
             <w:r/>
             <w:r>
@@ -157,12 +167,13 @@
         </w:tc>
         <w:tc>
           <w:tcPr>
-            <w:tcW w:type="dxa" w:w="1414"/>
+            <w:tcW w:type="dxa" w:w="1685"/>
             <w:shd w:fill="3B9C7B"/>
           </w:tcPr>
           <w:p>
             <w:pPr>
               <w:jc w:val="center"/>
+              <w:keepNext w:val="true"/>
             </w:pPr>
             <w:r/>
             <w:r>
@@ -180,12 +191,13 @@
         </w:tc>
         <w:tc>
           <w:tcPr>
-            <w:tcW w:type="dxa" w:w="1414"/>
+            <w:tcW w:type="dxa" w:w="775"/>
             <w:shd w:fill="3B9C7B"/>
           </w:tcPr>
           <w:p>
             <w:pPr>
               <w:jc w:val="center"/>
+              <w:keepNext w:val="true"/>
             </w:pPr>
             <w:r/>
             <w:r>
@@ -203,12 +215,13 @@
         </w:tc>
         <w:tc>
           <w:tcPr>
-            <w:tcW w:type="dxa" w:w="1414"/>
+            <w:tcW w:type="dxa" w:w="775"/>
             <w:shd w:fill="3B9C7B"/>
           </w:tcPr>
           <w:p>
             <w:pPr>
               <w:jc w:val="center"/>
+              <w:keepNext w:val="true"/>
             </w:pPr>
             <w:r/>
             <w:r>
@@ -226,12 +239,13 @@
         </w:tc>
         <w:tc>
           <w:tcPr>
-            <w:tcW w:type="dxa" w:w="1414"/>
+            <w:tcW w:type="dxa" w:w="775"/>
             <w:shd w:fill="3B9C7B"/>
           </w:tcPr>
           <w:p>
             <w:pPr>
               <w:jc w:val="center"/>
+              <w:keepNext w:val="true"/>
             </w:pPr>
             <w:r/>
             <w:r>
@@ -249,12 +263,13 @@
         </w:tc>
         <w:tc>
           <w:tcPr>
-            <w:tcW w:type="dxa" w:w="1414"/>
+            <w:tcW w:type="dxa" w:w="775"/>
             <w:shd w:fill="3B9C7B"/>
           </w:tcPr>
           <w:p>
             <w:pPr>
               <w:jc w:val="center"/>
+              <w:keepNext w:val="true"/>
             </w:pPr>
             <w:r/>
             <w:r>
@@ -272,12 +287,13 @@
         </w:tc>
         <w:tc>
           <w:tcPr>
-            <w:tcW w:type="dxa" w:w="1414"/>
+            <w:tcW w:type="dxa" w:w="775"/>
             <w:shd w:fill="3B9C7B"/>
           </w:tcPr>
           <w:p>
             <w:pPr>
               <w:jc w:val="center"/>
+              <w:keepNext w:val="true"/>
             </w:pPr>
             <w:r/>
             <w:r>
@@ -295,12 +311,13 @@
         </w:tc>
         <w:tc>
           <w:tcPr>
-            <w:tcW w:type="dxa" w:w="1414"/>
+            <w:tcW w:type="dxa" w:w="798"/>
             <w:shd w:fill="3B9C7B"/>
           </w:tcPr>
           <w:p>
             <w:pPr>
               <w:jc w:val="center"/>
+              <w:keepNext w:val="true"/>
             </w:pPr>
             <w:r/>
             <w:r>
@@ -316,14 +333,18 @@
         </w:tc>
       </w:tr>
       <w:tr>
+        <w:trPr>
+          <w:cantSplit w:val="true"/>
+        </w:trPr>
         <w:tc>
           <w:tcPr>
-            <w:tcW w:type="dxa" w:w="1414"/>
+            <w:tcW w:type="dxa" w:w="1508"/>
             <w:shd w:fill="0A5455"/>
           </w:tcPr>
           <w:p>
             <w:pPr>
               <w:spacing w:before="60" w:after="60"/>
+              <w:keepNext w:val="true"/>
             </w:pPr>
             <w:r/>
             <w:r>
@@ -339,12 +360,13 @@
         </w:tc>
         <w:tc>
           <w:tcPr>
-            <w:tcW w:type="dxa" w:w="1414"/>
+            <w:tcW w:type="dxa" w:w="976"/>
           </w:tcPr>
           <w:p>
             <w:pPr>
               <w:spacing w:before="60" w:after="60"/>
               <w:jc w:val="center"/>
+              <w:keepNext w:val="true"/>
             </w:pPr>
             <w:r/>
             <w:r>
@@ -360,7 +382,469 @@
         </w:tc>
         <w:tc>
           <w:tcPr>
-            <w:tcW w:type="dxa" w:w="1414"/>
+            <w:tcW w:type="dxa" w:w="798"/>
+          </w:tcPr>
+          <w:p>
+            <w:pPr>
+              <w:spacing w:before="60" w:after="60"/>
+              <w:jc w:val="center"/>
+              <w:keepNext w:val="true"/>
+            </w:pPr>
+            <w:r/>
+            <w:r>
+              <w:rPr>
+                <w:rFonts w:ascii="Arial" w:hAnsi="Arial"/>
+                <w:b w:val="0"/>
+                <w:color w:val="30302F"/>
+                <w:sz w:val="20"/>
+              </w:rPr>
+              <w:t>Higher is</w:t>
+              <w:br/>
+              <w:t>better</w:t>
+            </w:r>
+          </w:p>
+        </w:tc>
+        <w:tc>
+          <w:tcPr>
+            <w:tcW w:type="dxa" w:w="1685"/>
+          </w:tcPr>
+          <w:p>
+            <w:pPr>
+              <w:spacing w:before="60" w:after="60"/>
+              <w:jc w:val="center"/>
+              <w:keepNext w:val="true"/>
+            </w:pPr>
+            <w:r/>
+            <w:r>
+              <w:rPr>
+                <w:rFonts w:ascii="Arial" w:hAnsi="Arial"/>
+                <w:b w:val="0"/>
+                <w:color w:val="30302F"/>
+                <w:sz w:val="20"/>
+              </w:rPr>
+              <w:t>50%</w:t>
+              <w:br/>
+              <w:t>(Perry et al. 2013,</w:t>
+              <w:br/>
+              <w:t>Indo-Pacific)</w:t>
+            </w:r>
+          </w:p>
+        </w:tc>
+        <w:tc>
+          <w:tcPr>
+            <w:tcW w:type="dxa" w:w="775"/>
+          </w:tcPr>
+          <w:p>
+            <w:pPr>
+              <w:spacing w:before="60" w:after="60"/>
+              <w:jc w:val="center"/>
+              <w:keepNext w:val="true"/>
+            </w:pPr>
+            <w:r/>
+            <w:r>
+              <w:rPr>
+                <w:rFonts w:ascii="Arial" w:hAnsi="Arial"/>
+                <w:b w:val="0"/>
+                <w:color w:val="30302F"/>
+                <w:sz w:val="20"/>
+              </w:rPr>
+              <w:t>31.1</w:t>
+            </w:r>
+          </w:p>
+        </w:tc>
+        <w:tc>
+          <w:tcPr>
+            <w:tcW w:type="dxa" w:w="775"/>
+          </w:tcPr>
+          <w:p>
+            <w:pPr>
+              <w:spacing w:before="60" w:after="60"/>
+              <w:jc w:val="center"/>
+              <w:keepNext w:val="true"/>
+            </w:pPr>
+            <w:r/>
+            <w:r>
+              <w:rPr>
+                <w:rFonts w:ascii="Arial" w:hAnsi="Arial"/>
+                <w:b w:val="0"/>
+                <w:color w:val="30302F"/>
+                <w:sz w:val="20"/>
+              </w:rPr>
+              <w:t>0.62</w:t>
+            </w:r>
+          </w:p>
+        </w:tc>
+        <w:tc>
+          <w:tcPr>
+            <w:tcW w:type="dxa" w:w="775"/>
+          </w:tcPr>
+          <w:p>
+            <w:pPr>
+              <w:spacing w:before="60" w:after="60"/>
+              <w:jc w:val="center"/>
+              <w:keepNext w:val="true"/>
+            </w:pPr>
+            <w:r/>
+            <w:r>
+              <w:rPr>
+                <w:rFonts w:ascii="Arial" w:hAnsi="Arial"/>
+                <w:b w:val="0"/>
+                <w:color w:val="30302F"/>
+                <w:sz w:val="20"/>
+              </w:rPr>
+              <w:t>26.6</w:t>
+            </w:r>
+          </w:p>
+        </w:tc>
+        <w:tc>
+          <w:tcPr>
+            <w:tcW w:type="dxa" w:w="775"/>
+          </w:tcPr>
+          <w:p>
+            <w:pPr>
+              <w:spacing w:before="60" w:after="60"/>
+              <w:jc w:val="center"/>
+              <w:keepNext w:val="true"/>
+            </w:pPr>
+            <w:r/>
+            <w:r>
+              <w:rPr>
+                <w:rFonts w:ascii="Arial" w:hAnsi="Arial"/>
+                <w:b w:val="0"/>
+                <w:color w:val="30302F"/>
+                <w:sz w:val="20"/>
+              </w:rPr>
+              <w:t>0.53</w:t>
+            </w:r>
+          </w:p>
+        </w:tc>
+        <w:tc>
+          <w:tcPr>
+            <w:tcW w:type="dxa" w:w="775"/>
+          </w:tcPr>
+          <w:p>
+            <w:pPr>
+              <w:spacing w:before="60" w:after="60"/>
+              <w:jc w:val="center"/>
+              <w:keepNext w:val="true"/>
+            </w:pPr>
+            <w:r/>
+            <w:r>
+              <w:rPr>
+                <w:rFonts w:ascii="Arial" w:hAnsi="Arial"/>
+                <w:b w:val="0"/>
+                <w:color w:val="30302F"/>
+                <w:sz w:val="20"/>
+              </w:rPr>
+              <w:t>-0.09</w:t>
+            </w:r>
+          </w:p>
+        </w:tc>
+        <w:tc>
+          <w:tcPr>
+            <w:tcW w:type="dxa" w:w="798"/>
+          </w:tcPr>
+          <w:p>
+            <w:pPr>
+              <w:spacing w:before="60" w:after="60"/>
+              <w:jc w:val="center"/>
+              <w:keepNext w:val="true"/>
+            </w:pPr>
+            <w:r/>
+            <w:r>
+              <w:rPr>
+                <w:rFonts w:ascii="Arial" w:hAnsi="Arial"/>
+                <w:b w:val="0"/>
+                <w:color w:val="30302F"/>
+                <w:sz w:val="20"/>
+              </w:rPr>
+              <w:t>Declining</w:t>
+            </w:r>
+          </w:p>
+        </w:tc>
+      </w:tr>
+      <w:tr>
+        <w:trPr>
+          <w:cantSplit w:val="true"/>
+        </w:trPr>
+        <w:tc>
+          <w:tcPr>
+            <w:tcW w:type="dxa" w:w="1508"/>
+            <w:shd w:fill="0A5455"/>
+          </w:tcPr>
+          <w:p>
+            <w:pPr>
+              <w:spacing w:before="60" w:after="60"/>
+              <w:keepNext w:val="true"/>
+            </w:pPr>
+            <w:r/>
+            <w:r>
+              <w:rPr>
+                <w:rFonts w:ascii="Arial" w:hAnsi="Arial"/>
+                <w:b/>
+                <w:color w:val="FFFFFF"/>
+                <w:sz w:val="20"/>
+              </w:rPr>
+              <w:t>Fleshy macroalgae</w:t>
+              <w:br/>
+              <w:t>cover</w:t>
+            </w:r>
+          </w:p>
+        </w:tc>
+        <w:tc>
+          <w:tcPr>
+            <w:tcW w:type="dxa" w:w="976"/>
+          </w:tcPr>
+          <w:p>
+            <w:pPr>
+              <w:spacing w:before="60" w:after="60"/>
+              <w:jc w:val="center"/>
+              <w:keepNext w:val="true"/>
+            </w:pPr>
+            <w:r/>
+            <w:r>
+              <w:rPr>
+                <w:rFonts w:ascii="Arial" w:hAnsi="Arial"/>
+                <w:b w:val="0"/>
+                <w:color w:val="30302F"/>
+                <w:sz w:val="20"/>
+              </w:rPr>
+              <w:t>%</w:t>
+            </w:r>
+          </w:p>
+        </w:tc>
+        <w:tc>
+          <w:tcPr>
+            <w:tcW w:type="dxa" w:w="798"/>
+          </w:tcPr>
+          <w:p>
+            <w:pPr>
+              <w:spacing w:before="60" w:after="60"/>
+              <w:jc w:val="center"/>
+              <w:keepNext w:val="true"/>
+            </w:pPr>
+            <w:r/>
+            <w:r>
+              <w:rPr>
+                <w:rFonts w:ascii="Arial" w:hAnsi="Arial"/>
+                <w:b w:val="0"/>
+                <w:color w:val="30302F"/>
+                <w:sz w:val="20"/>
+              </w:rPr>
+              <w:t>Higher is</w:t>
+              <w:br/>
+              <w:t>worse</w:t>
+            </w:r>
+          </w:p>
+        </w:tc>
+        <w:tc>
+          <w:tcPr>
+            <w:tcW w:type="dxa" w:w="1685"/>
+          </w:tcPr>
+          <w:p>
+            <w:pPr>
+              <w:spacing w:before="60" w:after="60"/>
+              <w:jc w:val="center"/>
+              <w:keepNext w:val="true"/>
+            </w:pPr>
+            <w:r/>
+            <w:r>
+              <w:rPr>
+                <w:rFonts w:ascii="Arial" w:hAnsi="Arial"/>
+                <w:b w:val="0"/>
+                <w:color w:val="30302F"/>
+                <w:sz w:val="20"/>
+              </w:rPr>
+              <w:t>60%</w:t>
+              <w:br/>
+              <w:t>(maximum</w:t>
+              <w:br/>
+              <w:t>degraded state)</w:t>
+            </w:r>
+          </w:p>
+        </w:tc>
+        <w:tc>
+          <w:tcPr>
+            <w:tcW w:type="dxa" w:w="775"/>
+          </w:tcPr>
+          <w:p>
+            <w:pPr>
+              <w:spacing w:before="60" w:after="60"/>
+              <w:jc w:val="center"/>
+              <w:keepNext w:val="true"/>
+            </w:pPr>
+            <w:r/>
+            <w:r>
+              <w:rPr>
+                <w:rFonts w:ascii="Arial" w:hAnsi="Arial"/>
+                <w:b w:val="0"/>
+                <w:color w:val="30302F"/>
+                <w:sz w:val="20"/>
+              </w:rPr>
+              <w:t>22.6</w:t>
+            </w:r>
+          </w:p>
+        </w:tc>
+        <w:tc>
+          <w:tcPr>
+            <w:tcW w:type="dxa" w:w="775"/>
+          </w:tcPr>
+          <w:p>
+            <w:pPr>
+              <w:spacing w:before="60" w:after="60"/>
+              <w:jc w:val="center"/>
+              <w:keepNext w:val="true"/>
+            </w:pPr>
+            <w:r/>
+            <w:r>
+              <w:rPr>
+                <w:rFonts w:ascii="Arial" w:hAnsi="Arial"/>
+                <w:b w:val="0"/>
+                <w:color w:val="30302F"/>
+                <w:sz w:val="20"/>
+              </w:rPr>
+              <w:t>0.62</w:t>
+            </w:r>
+          </w:p>
+        </w:tc>
+        <w:tc>
+          <w:tcPr>
+            <w:tcW w:type="dxa" w:w="775"/>
+          </w:tcPr>
+          <w:p>
+            <w:pPr>
+              <w:spacing w:before="60" w:after="60"/>
+              <w:jc w:val="center"/>
+              <w:keepNext w:val="true"/>
+            </w:pPr>
+            <w:r/>
+            <w:r>
+              <w:rPr>
+                <w:rFonts w:ascii="Arial" w:hAnsi="Arial"/>
+                <w:b w:val="0"/>
+                <w:color w:val="30302F"/>
+                <w:sz w:val="20"/>
+              </w:rPr>
+              <w:t>27.4</w:t>
+            </w:r>
+          </w:p>
+        </w:tc>
+        <w:tc>
+          <w:tcPr>
+            <w:tcW w:type="dxa" w:w="775"/>
+          </w:tcPr>
+          <w:p>
+            <w:pPr>
+              <w:spacing w:before="60" w:after="60"/>
+              <w:jc w:val="center"/>
+              <w:keepNext w:val="true"/>
+            </w:pPr>
+            <w:r/>
+            <w:r>
+              <w:rPr>
+                <w:rFonts w:ascii="Arial" w:hAnsi="Arial"/>
+                <w:b w:val="0"/>
+                <w:color w:val="30302F"/>
+                <w:sz w:val="20"/>
+              </w:rPr>
+              <w:t>0.54</w:t>
+            </w:r>
+          </w:p>
+        </w:tc>
+        <w:tc>
+          <w:tcPr>
+            <w:tcW w:type="dxa" w:w="775"/>
+          </w:tcPr>
+          <w:p>
+            <w:pPr>
+              <w:spacing w:before="60" w:after="60"/>
+              <w:jc w:val="center"/>
+              <w:keepNext w:val="true"/>
+            </w:pPr>
+            <w:r/>
+            <w:r>
+              <w:rPr>
+                <w:rFonts w:ascii="Arial" w:hAnsi="Arial"/>
+                <w:b w:val="0"/>
+                <w:color w:val="30302F"/>
+                <w:sz w:val="20"/>
+              </w:rPr>
+              <w:t>-0.08</w:t>
+            </w:r>
+          </w:p>
+        </w:tc>
+        <w:tc>
+          <w:tcPr>
+            <w:tcW w:type="dxa" w:w="798"/>
+          </w:tcPr>
+          <w:p>
+            <w:pPr>
+              <w:spacing w:before="60" w:after="60"/>
+              <w:jc w:val="center"/>
+              <w:keepNext w:val="true"/>
+            </w:pPr>
+            <w:r/>
+            <w:r>
+              <w:rPr>
+                <w:rFonts w:ascii="Arial" w:hAnsi="Arial"/>
+                <w:b w:val="0"/>
+                <w:color w:val="30302F"/>
+                <w:sz w:val="20"/>
+              </w:rPr>
+              <w:t>Declining</w:t>
+            </w:r>
+          </w:p>
+        </w:tc>
+      </w:tr>
+      <w:tr>
+        <w:trPr>
+          <w:cantSplit w:val="true"/>
+        </w:trPr>
+        <w:tc>
+          <w:tcPr>
+            <w:tcW w:type="dxa" w:w="1508"/>
+            <w:shd w:fill="0A5455"/>
+          </w:tcPr>
+          <w:p>
+            <w:pPr>
+              <w:spacing w:before="60" w:after="60"/>
+            </w:pPr>
+            <w:r/>
+            <w:r>
+              <w:rPr>
+                <w:rFonts w:ascii="Arial" w:hAnsi="Arial"/>
+                <w:b/>
+                <w:color w:val="FFFFFF"/>
+                <w:sz w:val="20"/>
+              </w:rPr>
+              <w:t>Fish biomass</w:t>
+            </w:r>
+          </w:p>
+        </w:tc>
+        <w:tc>
+          <w:tcPr>
+            <w:tcW w:type="dxa" w:w="976"/>
+          </w:tcPr>
+          <w:p>
+            <w:pPr>
+              <w:spacing w:before="60" w:after="60"/>
+              <w:jc w:val="center"/>
+            </w:pPr>
+            <w:r/>
+            <w:r>
+              <w:rPr>
+                <w:rFonts w:ascii="Arial" w:hAnsi="Arial"/>
+                <w:b w:val="0"/>
+                <w:color w:val="30302F"/>
+                <w:sz w:val="20"/>
+              </w:rPr>
+              <w:t>kg/ha</w:t>
+            </w:r>
+          </w:p>
+        </w:tc>
+        <w:tc>
+          <w:tcPr>
+            <w:tcW w:type="dxa" w:w="798"/>
           </w:tcPr>
           <w:p>
             <w:pPr>
@@ -383,445 +867,7 @@
         </w:tc>
         <w:tc>
           <w:tcPr>
-            <w:tcW w:type="dxa" w:w="1414"/>
-          </w:tcPr>
-          <w:p>
-            <w:pPr>
-              <w:spacing w:before="60" w:after="60"/>
-              <w:jc w:val="center"/>
-            </w:pPr>
-            <w:r/>
-            <w:r>
-              <w:rPr>
-                <w:rFonts w:ascii="Arial" w:hAnsi="Arial"/>
-                <w:b w:val="0"/>
-                <w:color w:val="30302F"/>
-                <w:sz w:val="20"/>
-              </w:rPr>
-              <w:t>50%</w:t>
-              <w:br/>
-              <w:t>(Perry et al. 2013,</w:t>
-              <w:br/>
-              <w:t>Indo-Pacific)</w:t>
-            </w:r>
-          </w:p>
-        </w:tc>
-        <w:tc>
-          <w:tcPr>
-            <w:tcW w:type="dxa" w:w="1414"/>
-          </w:tcPr>
-          <w:p>
-            <w:pPr>
-              <w:spacing w:before="60" w:after="60"/>
-              <w:jc w:val="center"/>
-            </w:pPr>
-            <w:r/>
-            <w:r>
-              <w:rPr>
-                <w:rFonts w:ascii="Arial" w:hAnsi="Arial"/>
-                <w:b w:val="0"/>
-                <w:color w:val="30302F"/>
-                <w:sz w:val="20"/>
-              </w:rPr>
-              <w:t>31.1</w:t>
-            </w:r>
-          </w:p>
-        </w:tc>
-        <w:tc>
-          <w:tcPr>
-            <w:tcW w:type="dxa" w:w="1414"/>
-          </w:tcPr>
-          <w:p>
-            <w:pPr>
-              <w:spacing w:before="60" w:after="60"/>
-              <w:jc w:val="center"/>
-            </w:pPr>
-            <w:r/>
-            <w:r>
-              <w:rPr>
-                <w:rFonts w:ascii="Arial" w:hAnsi="Arial"/>
-                <w:b w:val="0"/>
-                <w:color w:val="30302F"/>
-                <w:sz w:val="20"/>
-              </w:rPr>
-              <w:t>0.62</w:t>
-            </w:r>
-          </w:p>
-        </w:tc>
-        <w:tc>
-          <w:tcPr>
-            <w:tcW w:type="dxa" w:w="1414"/>
-          </w:tcPr>
-          <w:p>
-            <w:pPr>
-              <w:spacing w:before="60" w:after="60"/>
-              <w:jc w:val="center"/>
-            </w:pPr>
-            <w:r/>
-            <w:r>
-              <w:rPr>
-                <w:rFonts w:ascii="Arial" w:hAnsi="Arial"/>
-                <w:b w:val="0"/>
-                <w:color w:val="30302F"/>
-                <w:sz w:val="20"/>
-              </w:rPr>
-              <w:t>26.6</w:t>
-            </w:r>
-          </w:p>
-        </w:tc>
-        <w:tc>
-          <w:tcPr>
-            <w:tcW w:type="dxa" w:w="1414"/>
-          </w:tcPr>
-          <w:p>
-            <w:pPr>
-              <w:spacing w:before="60" w:after="60"/>
-              <w:jc w:val="center"/>
-            </w:pPr>
-            <w:r/>
-            <w:r>
-              <w:rPr>
-                <w:rFonts w:ascii="Arial" w:hAnsi="Arial"/>
-                <w:b w:val="0"/>
-                <w:color w:val="30302F"/>
-                <w:sz w:val="20"/>
-              </w:rPr>
-              <w:t>0.53</w:t>
-            </w:r>
-          </w:p>
-        </w:tc>
-        <w:tc>
-          <w:tcPr>
-            <w:tcW w:type="dxa" w:w="1414"/>
-          </w:tcPr>
-          <w:p>
-            <w:pPr>
-              <w:spacing w:before="60" w:after="60"/>
-              <w:jc w:val="center"/>
-            </w:pPr>
-            <w:r/>
-            <w:r>
-              <w:rPr>
-                <w:rFonts w:ascii="Arial" w:hAnsi="Arial"/>
-                <w:b w:val="0"/>
-                <w:color w:val="30302F"/>
-                <w:sz w:val="20"/>
-              </w:rPr>
-              <w:t>-0.09</w:t>
-            </w:r>
-          </w:p>
-        </w:tc>
-        <w:tc>
-          <w:tcPr>
-            <w:tcW w:type="dxa" w:w="1414"/>
-          </w:tcPr>
-          <w:p>
-            <w:pPr>
-              <w:spacing w:before="60" w:after="60"/>
-              <w:jc w:val="center"/>
-            </w:pPr>
-            <w:r/>
-            <w:r>
-              <w:rPr>
-                <w:rFonts w:ascii="Arial" w:hAnsi="Arial"/>
-                <w:b w:val="0"/>
-                <w:color w:val="30302F"/>
-                <w:sz w:val="20"/>
-              </w:rPr>
-              <w:t>Declining</w:t>
-            </w:r>
-          </w:p>
-        </w:tc>
-      </w:tr>
-      <w:tr>
-        <w:tc>
-          <w:tcPr>
-            <w:tcW w:type="dxa" w:w="1414"/>
-            <w:shd w:fill="0A5455"/>
-          </w:tcPr>
-          <w:p>
-            <w:pPr>
-              <w:spacing w:before="60" w:after="60"/>
-            </w:pPr>
-            <w:r/>
-            <w:r>
-              <w:rPr>
-                <w:rFonts w:ascii="Arial" w:hAnsi="Arial"/>
-                <w:b/>
-                <w:color w:val="FFFFFF"/>
-                <w:sz w:val="20"/>
-              </w:rPr>
-              <w:t>Fleshy macroalgae</w:t>
-              <w:br/>
-              <w:t>cover</w:t>
-            </w:r>
-          </w:p>
-        </w:tc>
-        <w:tc>
-          <w:tcPr>
-            <w:tcW w:type="dxa" w:w="1414"/>
-          </w:tcPr>
-          <w:p>
-            <w:pPr>
-              <w:spacing w:before="60" w:after="60"/>
-              <w:jc w:val="center"/>
-            </w:pPr>
-            <w:r/>
-            <w:r>
-              <w:rPr>
-                <w:rFonts w:ascii="Arial" w:hAnsi="Arial"/>
-                <w:b w:val="0"/>
-                <w:color w:val="30302F"/>
-                <w:sz w:val="20"/>
-              </w:rPr>
-              <w:t>%</w:t>
-            </w:r>
-          </w:p>
-        </w:tc>
-        <w:tc>
-          <w:tcPr>
-            <w:tcW w:type="dxa" w:w="1414"/>
-          </w:tcPr>
-          <w:p>
-            <w:pPr>
-              <w:spacing w:before="60" w:after="60"/>
-              <w:jc w:val="center"/>
-            </w:pPr>
-            <w:r/>
-            <w:r>
-              <w:rPr>
-                <w:rFonts w:ascii="Arial" w:hAnsi="Arial"/>
-                <w:b w:val="0"/>
-                <w:color w:val="30302F"/>
-                <w:sz w:val="20"/>
-              </w:rPr>
-              <w:t>Higher is</w:t>
-              <w:br/>
-              <w:t>worse</w:t>
-            </w:r>
-          </w:p>
-        </w:tc>
-        <w:tc>
-          <w:tcPr>
-            <w:tcW w:type="dxa" w:w="1414"/>
-          </w:tcPr>
-          <w:p>
-            <w:pPr>
-              <w:spacing w:before="60" w:after="60"/>
-              <w:jc w:val="center"/>
-            </w:pPr>
-            <w:r/>
-            <w:r>
-              <w:rPr>
-                <w:rFonts w:ascii="Arial" w:hAnsi="Arial"/>
-                <w:b w:val="0"/>
-                <w:color w:val="30302F"/>
-                <w:sz w:val="20"/>
-              </w:rPr>
-              <w:t>60%</w:t>
-              <w:br/>
-              <w:t>(maximum</w:t>
-              <w:br/>
-              <w:t>degraded state)</w:t>
-            </w:r>
-          </w:p>
-        </w:tc>
-        <w:tc>
-          <w:tcPr>
-            <w:tcW w:type="dxa" w:w="1414"/>
-          </w:tcPr>
-          <w:p>
-            <w:pPr>
-              <w:spacing w:before="60" w:after="60"/>
-              <w:jc w:val="center"/>
-            </w:pPr>
-            <w:r/>
-            <w:r>
-              <w:rPr>
-                <w:rFonts w:ascii="Arial" w:hAnsi="Arial"/>
-                <w:b w:val="0"/>
-                <w:color w:val="30302F"/>
-                <w:sz w:val="20"/>
-              </w:rPr>
-              <w:t>22.6</w:t>
-            </w:r>
-          </w:p>
-        </w:tc>
-        <w:tc>
-          <w:tcPr>
-            <w:tcW w:type="dxa" w:w="1414"/>
-          </w:tcPr>
-          <w:p>
-            <w:pPr>
-              <w:spacing w:before="60" w:after="60"/>
-              <w:jc w:val="center"/>
-            </w:pPr>
-            <w:r/>
-            <w:r>
-              <w:rPr>
-                <w:rFonts w:ascii="Arial" w:hAnsi="Arial"/>
-                <w:b w:val="0"/>
-                <w:color w:val="30302F"/>
-                <w:sz w:val="20"/>
-              </w:rPr>
-              <w:t>0.62</w:t>
-            </w:r>
-          </w:p>
-        </w:tc>
-        <w:tc>
-          <w:tcPr>
-            <w:tcW w:type="dxa" w:w="1414"/>
-          </w:tcPr>
-          <w:p>
-            <w:pPr>
-              <w:spacing w:before="60" w:after="60"/>
-              <w:jc w:val="center"/>
-            </w:pPr>
-            <w:r/>
-            <w:r>
-              <w:rPr>
-                <w:rFonts w:ascii="Arial" w:hAnsi="Arial"/>
-                <w:b w:val="0"/>
-                <w:color w:val="30302F"/>
-                <w:sz w:val="20"/>
-              </w:rPr>
-              <w:t>27.4</w:t>
-            </w:r>
-          </w:p>
-        </w:tc>
-        <w:tc>
-          <w:tcPr>
-            <w:tcW w:type="dxa" w:w="1414"/>
-          </w:tcPr>
-          <w:p>
-            <w:pPr>
-              <w:spacing w:before="60" w:after="60"/>
-              <w:jc w:val="center"/>
-            </w:pPr>
-            <w:r/>
-            <w:r>
-              <w:rPr>
-                <w:rFonts w:ascii="Arial" w:hAnsi="Arial"/>
-                <w:b w:val="0"/>
-                <w:color w:val="30302F"/>
-                <w:sz w:val="20"/>
-              </w:rPr>
-              <w:t>0.54</w:t>
-            </w:r>
-          </w:p>
-        </w:tc>
-        <w:tc>
-          <w:tcPr>
-            <w:tcW w:type="dxa" w:w="1414"/>
-          </w:tcPr>
-          <w:p>
-            <w:pPr>
-              <w:spacing w:before="60" w:after="60"/>
-              <w:jc w:val="center"/>
-            </w:pPr>
-            <w:r/>
-            <w:r>
-              <w:rPr>
-                <w:rFonts w:ascii="Arial" w:hAnsi="Arial"/>
-                <w:b w:val="0"/>
-                <w:color w:val="30302F"/>
-                <w:sz w:val="20"/>
-              </w:rPr>
-              <w:t>-0.08</w:t>
-            </w:r>
-          </w:p>
-        </w:tc>
-        <w:tc>
-          <w:tcPr>
-            <w:tcW w:type="dxa" w:w="1414"/>
-          </w:tcPr>
-          <w:p>
-            <w:pPr>
-              <w:spacing w:before="60" w:after="60"/>
-              <w:jc w:val="center"/>
-            </w:pPr>
-            <w:r/>
-            <w:r>
-              <w:rPr>
-                <w:rFonts w:ascii="Arial" w:hAnsi="Arial"/>
-                <w:b w:val="0"/>
-                <w:color w:val="30302F"/>
-                <w:sz w:val="20"/>
-              </w:rPr>
-              <w:t>Declining</w:t>
-            </w:r>
-          </w:p>
-        </w:tc>
-      </w:tr>
-      <w:tr>
-        <w:tc>
-          <w:tcPr>
-            <w:tcW w:type="dxa" w:w="1414"/>
-            <w:shd w:fill="0A5455"/>
-          </w:tcPr>
-          <w:p>
-            <w:pPr>
-              <w:spacing w:before="60" w:after="60"/>
-            </w:pPr>
-            <w:r/>
-            <w:r>
-              <w:rPr>
-                <w:rFonts w:ascii="Arial" w:hAnsi="Arial"/>
-                <w:b/>
-                <w:color w:val="FFFFFF"/>
-                <w:sz w:val="20"/>
-              </w:rPr>
-              <w:t>Fish biomass</w:t>
-            </w:r>
-          </w:p>
-        </w:tc>
-        <w:tc>
-          <w:tcPr>
-            <w:tcW w:type="dxa" w:w="1414"/>
-          </w:tcPr>
-          <w:p>
-            <w:pPr>
-              <w:spacing w:before="60" w:after="60"/>
-              <w:jc w:val="center"/>
-            </w:pPr>
-            <w:r/>
-            <w:r>
-              <w:rPr>
-                <w:rFonts w:ascii="Arial" w:hAnsi="Arial"/>
-                <w:b w:val="0"/>
-                <w:color w:val="30302F"/>
-                <w:sz w:val="20"/>
-              </w:rPr>
-              <w:t>kg/ha</w:t>
-            </w:r>
-          </w:p>
-        </w:tc>
-        <w:tc>
-          <w:tcPr>
-            <w:tcW w:type="dxa" w:w="1414"/>
-          </w:tcPr>
-          <w:p>
-            <w:pPr>
-              <w:spacing w:before="60" w:after="60"/>
-              <w:jc w:val="center"/>
-            </w:pPr>
-            <w:r/>
-            <w:r>
-              <w:rPr>
-                <w:rFonts w:ascii="Arial" w:hAnsi="Arial"/>
-                <w:b w:val="0"/>
-                <w:color w:val="30302F"/>
-                <w:sz w:val="20"/>
-              </w:rPr>
-              <w:t>Higher is</w:t>
-              <w:br/>
-              <w:t>better</w:t>
-            </w:r>
-          </w:p>
-        </w:tc>
-        <w:tc>
-          <w:tcPr>
-            <w:tcW w:type="dxa" w:w="1414"/>
+            <w:tcW w:type="dxa" w:w="1685"/>
           </w:tcPr>
           <w:p>
             <w:pPr>
@@ -846,7 +892,7 @@
         </w:tc>
         <w:tc>
           <w:tcPr>
-            <w:tcW w:type="dxa" w:w="1414"/>
+            <w:tcW w:type="dxa" w:w="775"/>
           </w:tcPr>
           <w:p>
             <w:pPr>
@@ -867,7 +913,7 @@
         </w:tc>
         <w:tc>
           <w:tcPr>
-            <w:tcW w:type="dxa" w:w="1414"/>
+            <w:tcW w:type="dxa" w:w="775"/>
           </w:tcPr>
           <w:p>
             <w:pPr>
@@ -888,7 +934,7 @@
         </w:tc>
         <w:tc>
           <w:tcPr>
-            <w:tcW w:type="dxa" w:w="1414"/>
+            <w:tcW w:type="dxa" w:w="775"/>
           </w:tcPr>
           <w:p>
             <w:pPr>
@@ -909,7 +955,7 @@
         </w:tc>
         <w:tc>
           <w:tcPr>
-            <w:tcW w:type="dxa" w:w="1414"/>
+            <w:tcW w:type="dxa" w:w="775"/>
           </w:tcPr>
           <w:p>
             <w:pPr>
@@ -930,7 +976,7 @@
         </w:tc>
         <w:tc>
           <w:tcPr>
-            <w:tcW w:type="dxa" w:w="1414"/>
+            <w:tcW w:type="dxa" w:w="775"/>
           </w:tcPr>
           <w:p>
             <w:pPr>
@@ -951,7 +997,7 @@
         </w:tc>
         <w:tc>
           <w:tcPr>
-            <w:tcW w:type="dxa" w:w="1414"/>
+            <w:tcW w:type="dxa" w:w="798"/>
           </w:tcPr>
           <w:p>
             <w:pPr>
@@ -972,9 +1018,12 @@
         </w:tc>
       </w:tr>
       <w:tr>
+        <w:trPr>
+          <w:cantSplit w:val="true"/>
+        </w:trPr>
         <w:tc>
           <w:tcPr>
-            <w:tcW w:type="dxa" w:w="1414"/>
+            <w:tcW w:type="dxa" w:w="1508"/>
             <w:shd w:fill="0A5455"/>
           </w:tcPr>
           <w:p>
@@ -997,7 +1046,7 @@
         </w:tc>
         <w:tc>
           <w:tcPr>
-            <w:tcW w:type="dxa" w:w="1414"/>
+            <w:tcW w:type="dxa" w:w="976"/>
           </w:tcPr>
           <w:p>
             <w:pPr>
@@ -1018,7 +1067,7 @@
         </w:tc>
         <w:tc>
           <w:tcPr>
-            <w:tcW w:type="dxa" w:w="1414"/>
+            <w:tcW w:type="dxa" w:w="798"/>
           </w:tcPr>
           <w:p>
             <w:pPr>
@@ -1041,7 +1090,7 @@
         </w:tc>
         <w:tc>
           <w:tcPr>
-            <w:tcW w:type="dxa" w:w="1414"/>
+            <w:tcW w:type="dxa" w:w="1685"/>
           </w:tcPr>
           <w:p>
             <w:pPr>
@@ -1066,7 +1115,7 @@
         </w:tc>
         <w:tc>
           <w:tcPr>
-            <w:tcW w:type="dxa" w:w="1414"/>
+            <w:tcW w:type="dxa" w:w="775"/>
           </w:tcPr>
           <w:p>
             <w:pPr>
@@ -1087,7 +1136,7 @@
         </w:tc>
         <w:tc>
           <w:tcPr>
-            <w:tcW w:type="dxa" w:w="1414"/>
+            <w:tcW w:type="dxa" w:w="775"/>
           </w:tcPr>
           <w:p>
             <w:pPr>
@@ -1108,7 +1157,7 @@
         </w:tc>
         <w:tc>
           <w:tcPr>
-            <w:tcW w:type="dxa" w:w="1414"/>
+            <w:tcW w:type="dxa" w:w="775"/>
           </w:tcPr>
           <w:p>
             <w:pPr>
@@ -1129,7 +1178,7 @@
         </w:tc>
         <w:tc>
           <w:tcPr>
-            <w:tcW w:type="dxa" w:w="1414"/>
+            <w:tcW w:type="dxa" w:w="775"/>
           </w:tcPr>
           <w:p>
             <w:pPr>
@@ -1150,7 +1199,7 @@
         </w:tc>
         <w:tc>
           <w:tcPr>
-            <w:tcW w:type="dxa" w:w="1414"/>
+            <w:tcW w:type="dxa" w:w="775"/>
           </w:tcPr>
           <w:p>
             <w:pPr>
@@ -1171,7 +1220,7 @@
         </w:tc>
         <w:tc>
           <w:tcPr>
-            <w:tcW w:type="dxa" w:w="1414"/>
+            <w:tcW w:type="dxa" w:w="798"/>
           </w:tcPr>
           <w:p>
             <w:pPr>
@@ -1192,9 +1241,12 @@
         </w:tc>
       </w:tr>
       <w:tr>
+        <w:trPr>
+          <w:cantSplit w:val="true"/>
+        </w:trPr>
         <w:tc>
           <w:tcPr>
-            <w:tcW w:type="dxa" w:w="1414"/>
+            <w:tcW w:type="dxa" w:w="1508"/>
             <w:shd w:fill="0A5455"/>
           </w:tcPr>
           <w:p>
@@ -1217,7 +1269,7 @@
         </w:tc>
         <w:tc>
           <w:tcPr>
-            <w:tcW w:type="dxa" w:w="1414"/>
+            <w:tcW w:type="dxa" w:w="976"/>
           </w:tcPr>
           <w:p>
             <w:pPr>
@@ -1238,7 +1290,7 @@
         </w:tc>
         <w:tc>
           <w:tcPr>
-            <w:tcW w:type="dxa" w:w="1414"/>
+            <w:tcW w:type="dxa" w:w="798"/>
           </w:tcPr>
           <w:p>
             <w:pPr>
@@ -1261,7 +1313,7 @@
         </w:tc>
         <w:tc>
           <w:tcPr>
-            <w:tcW w:type="dxa" w:w="1414"/>
+            <w:tcW w:type="dxa" w:w="1685"/>
           </w:tcPr>
           <w:p>
             <w:pPr>
@@ -1286,7 +1338,7 @@
         </w:tc>
         <w:tc>
           <w:tcPr>
-            <w:tcW w:type="dxa" w:w="1414"/>
+            <w:tcW w:type="dxa" w:w="775"/>
           </w:tcPr>
           <w:p>
             <w:pPr>
@@ -1307,7 +1359,7 @@
         </w:tc>
         <w:tc>
           <w:tcPr>
-            <w:tcW w:type="dxa" w:w="1414"/>
+            <w:tcW w:type="dxa" w:w="775"/>
           </w:tcPr>
           <w:p>
             <w:pPr>
@@ -1328,7 +1380,7 @@
         </w:tc>
         <w:tc>
           <w:tcPr>
-            <w:tcW w:type="dxa" w:w="1414"/>
+            <w:tcW w:type="dxa" w:w="775"/>
           </w:tcPr>
           <w:p>
             <w:pPr>
@@ -1349,7 +1401,7 @@
         </w:tc>
         <w:tc>
           <w:tcPr>
-            <w:tcW w:type="dxa" w:w="1414"/>
+            <w:tcW w:type="dxa" w:w="775"/>
           </w:tcPr>
           <w:p>
             <w:pPr>
@@ -1370,7 +1422,7 @@
         </w:tc>
         <w:tc>
           <w:tcPr>
-            <w:tcW w:type="dxa" w:w="1414"/>
+            <w:tcW w:type="dxa" w:w="775"/>
           </w:tcPr>
           <w:p>
             <w:pPr>
@@ -1391,7 +1443,7 @@
         </w:tc>
         <w:tc>
           <w:tcPr>
-            <w:tcW w:type="dxa" w:w="1414"/>
+            <w:tcW w:type="dxa" w:w="798"/>
           </w:tcPr>
           <w:p>
             <w:pPr>
@@ -1412,9 +1464,12 @@
         </w:tc>
       </w:tr>
       <w:tr>
+        <w:trPr>
+          <w:cantSplit w:val="true"/>
+        </w:trPr>
         <w:tc>
           <w:tcPr>
-            <w:tcW w:type="dxa" w:w="1414"/>
+            <w:tcW w:type="dxa" w:w="1508"/>
             <w:shd w:fill="0A5455"/>
           </w:tcPr>
           <w:p>
@@ -1437,7 +1492,7 @@
         </w:tc>
         <w:tc>
           <w:tcPr>
-            <w:tcW w:type="dxa" w:w="1414"/>
+            <w:tcW w:type="dxa" w:w="976"/>
           </w:tcPr>
           <w:p>
             <w:pPr>
@@ -1460,7 +1515,7 @@
         </w:tc>
         <w:tc>
           <w:tcPr>
-            <w:tcW w:type="dxa" w:w="1414"/>
+            <w:tcW w:type="dxa" w:w="798"/>
           </w:tcPr>
           <w:p>
             <w:pPr>
@@ -1483,7 +1538,7 @@
         </w:tc>
         <w:tc>
           <w:tcPr>
-            <w:tcW w:type="dxa" w:w="1414"/>
+            <w:tcW w:type="dxa" w:w="1685"/>
           </w:tcPr>
           <w:p>
             <w:pPr>
@@ -1508,7 +1563,7 @@
         </w:tc>
         <w:tc>
           <w:tcPr>
-            <w:tcW w:type="dxa" w:w="1414"/>
+            <w:tcW w:type="dxa" w:w="775"/>
           </w:tcPr>
           <w:p>
             <w:pPr>
@@ -1529,7 +1584,7 @@
         </w:tc>
         <w:tc>
           <w:tcPr>
-            <w:tcW w:type="dxa" w:w="1414"/>
+            <w:tcW w:type="dxa" w:w="775"/>
           </w:tcPr>
           <w:p>
             <w:pPr>
@@ -1550,7 +1605,7 @@
         </w:tc>
         <w:tc>
           <w:tcPr>
-            <w:tcW w:type="dxa" w:w="1414"/>
+            <w:tcW w:type="dxa" w:w="775"/>
           </w:tcPr>
           <w:p>
             <w:pPr>
@@ -1571,7 +1626,7 @@
         </w:tc>
         <w:tc>
           <w:tcPr>
-            <w:tcW w:type="dxa" w:w="1414"/>
+            <w:tcW w:type="dxa" w:w="775"/>
           </w:tcPr>
           <w:p>
             <w:pPr>
@@ -1592,7 +1647,7 @@
         </w:tc>
         <w:tc>
           <w:tcPr>
-            <w:tcW w:type="dxa" w:w="1414"/>
+            <w:tcW w:type="dxa" w:w="775"/>
           </w:tcPr>
           <w:p>
             <w:pPr>
@@ -1613,7 +1668,7 @@
         </w:tc>
         <w:tc>
           <w:tcPr>
-            <w:tcW w:type="dxa" w:w="1414"/>
+            <w:tcW w:type="dxa" w:w="798"/>
           </w:tcPr>
           <w:p>
             <w:pPr>
@@ -1634,9 +1689,12 @@
         </w:tc>
       </w:tr>
       <w:tr>
+        <w:trPr>
+          <w:cantSplit w:val="true"/>
+        </w:trPr>
         <w:tc>
           <w:tcPr>
-            <w:tcW w:type="dxa" w:w="1414"/>
+            <w:tcW w:type="dxa" w:w="1508"/>
             <w:shd w:fill="0A5455"/>
           </w:tcPr>
           <w:p>
@@ -1657,7 +1715,7 @@
         </w:tc>
         <w:tc>
           <w:tcPr>
-            <w:tcW w:type="dxa" w:w="1414"/>
+            <w:tcW w:type="dxa" w:w="976"/>
           </w:tcPr>
           <w:p>
             <w:pPr>
@@ -1680,7 +1738,7 @@
         </w:tc>
         <w:tc>
           <w:tcPr>
-            <w:tcW w:type="dxa" w:w="1414"/>
+            <w:tcW w:type="dxa" w:w="798"/>
           </w:tcPr>
           <w:p>
             <w:pPr>
@@ -1701,7 +1759,7 @@
         </w:tc>
         <w:tc>
           <w:tcPr>
-            <w:tcW w:type="dxa" w:w="1414"/>
+            <w:tcW w:type="dxa" w:w="1685"/>
           </w:tcPr>
           <w:p>
             <w:pPr>
@@ -1722,7 +1780,7 @@
         </w:tc>
         <w:tc>
           <w:tcPr>
-            <w:tcW w:type="dxa" w:w="1414"/>
+            <w:tcW w:type="dxa" w:w="775"/>
           </w:tcPr>
           <w:p>
             <w:pPr>
@@ -1743,7 +1801,7 @@
         </w:tc>
         <w:tc>
           <w:tcPr>
-            <w:tcW w:type="dxa" w:w="1414"/>
+            <w:tcW w:type="dxa" w:w="775"/>
           </w:tcPr>
           <w:p>
             <w:pPr>
@@ -1764,7 +1822,7 @@
         </w:tc>
         <w:tc>
           <w:tcPr>
-            <w:tcW w:type="dxa" w:w="1414"/>
+            <w:tcW w:type="dxa" w:w="775"/>
           </w:tcPr>
           <w:p>
             <w:pPr>
@@ -1785,7 +1843,7 @@
         </w:tc>
         <w:tc>
           <w:tcPr>
-            <w:tcW w:type="dxa" w:w="1414"/>
+            <w:tcW w:type="dxa" w:w="775"/>
           </w:tcPr>
           <w:p>
             <w:pPr>
@@ -1806,7 +1864,7 @@
         </w:tc>
         <w:tc>
           <w:tcPr>
-            <w:tcW w:type="dxa" w:w="1414"/>
+            <w:tcW w:type="dxa" w:w="775"/>
           </w:tcPr>
           <w:p>
             <w:pPr>
@@ -1827,7 +1885,7 @@
         </w:tc>
         <w:tc>
           <w:tcPr>
-            <w:tcW w:type="dxa" w:w="1414"/>
+            <w:tcW w:type="dxa" w:w="798"/>
           </w:tcPr>
           <w:p>
             <w:pPr>
